--- a/testakten/gesellschaftsgruender-ki-krypto-startup-berlin-musterprotokoll/09_steuerberater_warnung_verdeckte_sacheinlage.docx
+++ b/testakten/gesellschaftsgruender-ki-krypto-startup-berlin-musterprotokoll/09_steuerberater_warnung_verdeckte_sacheinlage.docx
@@ -11,14 +11,6 @@
           <w:rFonts w:ascii="Times New Roman" w:hAnsi="Times New Roman"/>
         </w:rPr>
         <w:t>Warnung Steuerberater Theo Eichbaum — Verdeckte Sacheinlage und vGA</w:t>
-      </w:r>
-    </w:p>
-    <w:p>
-      <w:pPr>
-        <w:jc w:val="left"/>
-      </w:pPr>
-      <w:r>
-        <w:t>```</w:t>
       </w:r>
     </w:p>
     <w:p>
@@ -59,14 +51,6 @@
       </w:pPr>
       <w:r>
         <w:t>Betreff: AW: Gründung NeuroChain Labs GmbH — steuerliche Eckpunkte und meine Bedenken</w:t>
-      </w:r>
-    </w:p>
-    <w:p>
-      <w:pPr>
-        <w:jc w:val="left"/>
-      </w:pPr>
-      <w:r>
-        <w:t>```</w:t>
       </w:r>
     </w:p>
     <w:p>

--- a/testakten/gesellschaftsgruender-ki-krypto-startup-berlin-musterprotokoll/09_steuerberater_warnung_verdeckte_sacheinlage.docx
+++ b/testakten/gesellschaftsgruender-ki-krypto-startup-berlin-musterprotokoll/09_steuerberater_warnung_verdeckte_sacheinlage.docx
@@ -5,48 +5,77 @@
     <w:p>
       <w:pPr>
         <w:pStyle w:val="Heading1"/>
+        <w:spacing w:after="160" w:line="259" w:lineRule="auto"/>
       </w:pPr>
       <w:r>
         <w:rPr>
           <w:rFonts w:ascii="Times New Roman" w:hAnsi="Times New Roman"/>
+          <w:b/>
+          <w:sz w:val="28"/>
         </w:rPr>
         <w:t>Warnung Steuerberater Theo Eichbaum — Verdeckte Sacheinlage und vGA</w:t>
       </w:r>
     </w:p>
     <w:p>
       <w:pPr>
+        <w:spacing w:before="120" w:after="60" w:line="259" w:lineRule="auto"/>
         <w:jc w:val="left"/>
       </w:pPr>
       <w:r>
+        <w:rPr>
+          <w:rFonts w:ascii="Times New Roman" w:hAnsi="Times New Roman"/>
+          <w:b/>
+          <w:sz w:val="22"/>
+        </w:rPr>
         <w:t>Von:     theo.eichbaum@eichbaum-stb.de</w:t>
       </w:r>
     </w:p>
     <w:p>
       <w:pPr>
+        <w:spacing w:before="120" w:after="60" w:line="259" w:lineRule="auto"/>
         <w:jc w:val="left"/>
       </w:pPr>
       <w:r>
+        <w:rPr>
+          <w:rFonts w:ascii="Times New Roman" w:hAnsi="Times New Roman"/>
+          <w:b/>
+          <w:sz w:val="22"/>
+        </w:rPr>
         <w:t>An:      aylin.soeren@neurochain.io</w:t>
       </w:r>
     </w:p>
     <w:p>
       <w:pPr>
+        <w:spacing w:before="120" w:after="60" w:line="259" w:lineRule="auto"/>
         <w:jc w:val="left"/>
       </w:pPr>
       <w:r>
+        <w:rPr>
+          <w:rFonts w:ascii="Times New Roman" w:hAnsi="Times New Roman"/>
+          <w:b/>
+          <w:sz w:val="22"/>
+        </w:rPr>
         <w:t>CC:      jonas.kreutzberger@neurochain.io, mira.holzbach@neurochain.io</w:t>
       </w:r>
     </w:p>
     <w:p>
       <w:pPr>
+        <w:spacing w:before="120" w:after="60" w:line="259" w:lineRule="auto"/>
         <w:jc w:val="left"/>
       </w:pPr>
       <w:r>
+        <w:rPr>
+          <w:rFonts w:ascii="Times New Roman" w:hAnsi="Times New Roman"/>
+          <w:b w:val="0"/>
+          <w:i w:val="0"/>
+          <w:sz w:val="22"/>
+        </w:rPr>
         <w:t>Datum:   Dienstag, 19.05.2026, 09:31 Uhr</w:t>
       </w:r>
     </w:p>
     <w:p>
       <w:pPr>
+        <w:spacing w:line="259" w:lineRule="auto" w:after="60"/>
         <w:jc w:val="left"/>
       </w:pPr>
       <w:r>
@@ -55,22 +84,35 @@
     </w:p>
     <w:p>
       <w:pPr>
+        <w:spacing w:before="120" w:after="60" w:line="259" w:lineRule="auto"/>
         <w:jc w:val="left"/>
       </w:pPr>
       <w:r>
+        <w:rPr>
+          <w:rFonts w:ascii="Times New Roman" w:hAnsi="Times New Roman"/>
+          <w:b/>
+          <w:sz w:val="22"/>
+        </w:rPr>
         <w:t>Sehr geehrte Frau Dr. Soeren,</w:t>
       </w:r>
     </w:p>
     <w:p>
       <w:pPr>
+        <w:spacing w:before="120" w:after="60" w:line="259" w:lineRule="auto"/>
         <w:jc w:val="left"/>
       </w:pPr>
       <w:r>
+        <w:rPr>
+          <w:rFonts w:ascii="Times New Roman" w:hAnsi="Times New Roman"/>
+          <w:b/>
+          <w:sz w:val="22"/>
+        </w:rPr>
         <w:t>sehr geehrter Herr Kreutzberger,</w:t>
       </w:r>
     </w:p>
     <w:p>
       <w:pPr>
+        <w:spacing w:line="259" w:lineRule="auto" w:after="60"/>
         <w:jc w:val="left"/>
       </w:pPr>
       <w:r>
@@ -79,6 +121,7 @@
     </w:p>
     <w:p>
       <w:pPr>
+        <w:spacing w:line="259" w:lineRule="auto" w:after="60"/>
         <w:jc w:val="left"/>
       </w:pPr>
       <w:r>
@@ -88,6 +131,7 @@
     <w:p>
       <w:pPr>
         <w:pStyle w:val="Heading2"/>
+        <w:spacing w:line="259" w:lineRule="auto" w:after="60"/>
       </w:pPr>
       <w:r>
         <w:rPr>
@@ -98,6 +142,7 @@
     </w:p>
     <w:p>
       <w:pPr>
+        <w:spacing w:line="259" w:lineRule="auto" w:after="60"/>
         <w:jc w:val="left"/>
       </w:pPr>
       <w:r>
@@ -125,6 +170,7 @@
     <w:p>
       <w:pPr>
         <w:pStyle w:val="ListBullet"/>
+        <w:spacing w:line="259" w:lineRule="auto" w:after="60"/>
       </w:pPr>
       <w:r>
         <w:t>Frau Holzbach zahlt 3.500 EUR Bareinlage ein,</w:t>
@@ -133,6 +179,7 @@
     <w:p>
       <w:pPr>
         <w:pStyle w:val="ListBullet"/>
+        <w:spacing w:line="259" w:lineRule="auto" w:after="60"/>
       </w:pPr>
       <w:r>
         <w:t>die Gesellschaft erwirbt anschließend, in zeitlichem und sachlichem Zusammenhang, Domain und Repository von Frau Holzbach gegen Zahlung von rund 3.500 EUR aus der eingebrachten Bareinlage.</w:t>
@@ -140,6 +187,7 @@
     </w:p>
     <w:p>
       <w:pPr>
+        <w:spacing w:line="259" w:lineRule="auto" w:after="60"/>
         <w:jc w:val="left"/>
       </w:pPr>
       <w:r>
@@ -148,6 +196,7 @@
     </w:p>
     <w:p>
       <w:pPr>
+        <w:spacing w:line="259" w:lineRule="auto" w:after="60"/>
         <w:jc w:val="left"/>
       </w:pPr>
       <w:r>
@@ -160,6 +209,7 @@
     <w:p>
       <w:pPr>
         <w:pStyle w:val="ListNumber"/>
+        <w:spacing w:line="259" w:lineRule="auto" w:after="60"/>
       </w:pPr>
       <w:r>
         <w:t xml:space="preserve">Die Lizenz an Domain und Repository wird </w:t>
@@ -177,6 +227,7 @@
     <w:p>
       <w:pPr>
         <w:pStyle w:val="ListNumber"/>
+        <w:spacing w:line="259" w:lineRule="auto" w:after="60"/>
       </w:pPr>
       <w:r>
         <w:t xml:space="preserve">Ein etwaiger späterer Erwerb der Assets durch die Gesellschaft erfolgt </w:t>
@@ -203,6 +254,7 @@
     <w:p>
       <w:pPr>
         <w:pStyle w:val="ListNumber"/>
+        <w:spacing w:line="259" w:lineRule="auto" w:after="60"/>
       </w:pPr>
       <w:r>
         <w:t>Im Lizenzvertrag wird explizit ausgeschlossen, dass die Lizenz im Zusammenhang mit der Erfüllung der Einlagepflicht steht.</w:t>
@@ -210,6 +262,7 @@
     </w:p>
     <w:p>
       <w:pPr>
+        <w:spacing w:line="259" w:lineRule="auto" w:after="60"/>
         <w:jc w:val="left"/>
       </w:pPr>
       <w:r>
@@ -219,6 +272,7 @@
     <w:p>
       <w:pPr>
         <w:pStyle w:val="Heading2"/>
+        <w:spacing w:line="259" w:lineRule="auto" w:after="60"/>
       </w:pPr>
       <w:r>
         <w:rPr>
@@ -229,6 +283,7 @@
     </w:p>
     <w:p>
       <w:pPr>
+        <w:spacing w:line="259" w:lineRule="auto" w:after="60"/>
         <w:jc w:val="left"/>
       </w:pPr>
       <w:r>
@@ -246,6 +301,7 @@
     </w:p>
     <w:p>
       <w:pPr>
+        <w:spacing w:line="259" w:lineRule="auto" w:after="60"/>
         <w:jc w:val="left"/>
       </w:pPr>
       <w:r>
@@ -255,6 +311,7 @@
     <w:p>
       <w:pPr>
         <w:pStyle w:val="ListBullet"/>
+        <w:spacing w:line="259" w:lineRule="auto" w:after="60"/>
       </w:pPr>
       <w:r>
         <w:t>körperschaftsteuerliche Hinzurechnung auf Ebene der Gesellschaft (Steuersatz 15 Prozent plus Soli plus Gewerbesteuer)</w:t>
@@ -263,6 +320,7 @@
     <w:p>
       <w:pPr>
         <w:pStyle w:val="ListBullet"/>
+        <w:spacing w:line="259" w:lineRule="auto" w:after="60"/>
       </w:pPr>
       <w:r>
         <w:t>Behandlung als Kapitalertrag bei Frau Holzbach (Abgeltungssteuer 25 Prozent plus Soli)</w:t>
@@ -271,6 +329,7 @@
     <w:p>
       <w:pPr>
         <w:pStyle w:val="ListBullet"/>
+        <w:spacing w:line="259" w:lineRule="auto" w:after="60"/>
       </w:pPr>
       <w:r>
         <w:t>Doppelbelastung</w:t>
@@ -278,6 +337,7 @@
     </w:p>
     <w:p>
       <w:pPr>
+        <w:spacing w:line="259" w:lineRule="auto" w:after="60"/>
         <w:jc w:val="left"/>
       </w:pPr>
       <w:r>
@@ -290,6 +350,7 @@
     <w:p>
       <w:pPr>
         <w:pStyle w:val="ListNumber"/>
+        <w:spacing w:line="259" w:lineRule="auto" w:after="60"/>
       </w:pPr>
       <w:r>
         <w:t>Unabhängige Bewertung der Assets vor Erwerb (Sachverständiger oder zumindest dokumentierter Marktvergleich).</w:t>
@@ -298,6 +359,7 @@
     <w:p>
       <w:pPr>
         <w:pStyle w:val="ListNumber"/>
+        <w:spacing w:line="259" w:lineRule="auto" w:after="60"/>
       </w:pPr>
       <w:r>
         <w:t>Beschluss der Gesellschafterversammlung über den Erwerb mit Stimmenthaltung Frau Holzbachs (Insichgeschäft, Paragraph 47 Absatz 4 GmbHG).</w:t>
@@ -306,6 +368,7 @@
     <w:p>
       <w:pPr>
         <w:pStyle w:val="ListNumber"/>
+        <w:spacing w:line="259" w:lineRule="auto" w:after="60"/>
       </w:pPr>
       <w:r>
         <w:t>Dokumentation des Kaufpreises mit Begründung.</w:t>
@@ -314,6 +377,7 @@
     <w:p>
       <w:pPr>
         <w:pStyle w:val="Heading2"/>
+        <w:spacing w:line="259" w:lineRule="auto" w:after="60"/>
       </w:pPr>
       <w:r>
         <w:rPr>
@@ -324,6 +388,7 @@
     </w:p>
     <w:p>
       <w:pPr>
+        <w:spacing w:line="259" w:lineRule="auto" w:after="60"/>
         <w:jc w:val="left"/>
       </w:pPr>
       <w:r>
@@ -333,6 +398,7 @@
     <w:p>
       <w:pPr>
         <w:pStyle w:val="ListBullet"/>
+        <w:spacing w:line="259" w:lineRule="auto" w:after="60"/>
       </w:pPr>
       <w:r>
         <w:t xml:space="preserve">Gehalt muss </w:t>
@@ -350,6 +416,7 @@
     <w:p>
       <w:pPr>
         <w:pStyle w:val="ListBullet"/>
+        <w:spacing w:line="259" w:lineRule="auto" w:after="60"/>
       </w:pPr>
       <w:r>
         <w:t>In der Anlaufphase kann das Gehalt niedriger als marktüblich angesetzt werden (z.B. 60 Prozent), das ist unkritisch.</w:t>
@@ -358,6 +425,7 @@
     <w:p>
       <w:pPr>
         <w:pStyle w:val="ListBullet"/>
+        <w:spacing w:line="259" w:lineRule="auto" w:after="60"/>
       </w:pPr>
       <w:r>
         <w:t>Tantiemen sind möglich, aber Bemessungsgrundlage muss klar definiert sein.</w:t>
@@ -366,6 +434,7 @@
     <w:p>
       <w:pPr>
         <w:pStyle w:val="ListBullet"/>
+        <w:spacing w:line="259" w:lineRule="auto" w:after="60"/>
       </w:pPr>
       <w:r>
         <w:t>Pensionszusagen erst nach mindestens fünf Jahren Probezeit, sonst Risiko.</w:t>
@@ -374,6 +443,7 @@
     <w:p>
       <w:pPr>
         <w:pStyle w:val="Heading2"/>
+        <w:spacing w:line="259" w:lineRule="auto" w:after="60"/>
       </w:pPr>
       <w:r>
         <w:rPr>
@@ -384,6 +454,7 @@
     </w:p>
     <w:p>
       <w:pPr>
+        <w:spacing w:line="259" w:lineRule="auto" w:after="60"/>
         <w:jc w:val="left"/>
       </w:pPr>
       <w:r>
@@ -401,6 +472,7 @@
     </w:p>
     <w:p>
       <w:pPr>
+        <w:spacing w:line="259" w:lineRule="auto" w:after="60"/>
         <w:jc w:val="left"/>
       </w:pPr>
       <w:r>
@@ -410,6 +482,7 @@
     <w:p>
       <w:pPr>
         <w:pStyle w:val="Heading2"/>
+        <w:spacing w:line="259" w:lineRule="auto" w:after="60"/>
       </w:pPr>
       <w:r>
         <w:rPr>
@@ -420,6 +493,7 @@
     </w:p>
     <w:p>
       <w:pPr>
+        <w:spacing w:line="259" w:lineRule="auto" w:after="60"/>
         <w:jc w:val="left"/>
       </w:pPr>
       <w:r>
@@ -429,6 +503,7 @@
     <w:p>
       <w:pPr>
         <w:pStyle w:val="ListBullet"/>
+        <w:spacing w:line="259" w:lineRule="auto" w:after="60"/>
       </w:pPr>
       <w:r>
         <w:t>Steuerliche Erfassung beim Finanzamt für Körperschaften I, Berlin, innerhalb eines Monats.</w:t>
@@ -437,6 +512,7 @@
     <w:p>
       <w:pPr>
         <w:pStyle w:val="ListBullet"/>
+        <w:spacing w:line="259" w:lineRule="auto" w:after="60"/>
       </w:pPr>
       <w:r>
         <w:t>Gewerbeanmeldung Bezirksamt Mitte (Online via Berlin.de).</w:t>
@@ -445,6 +521,7 @@
     <w:p>
       <w:pPr>
         <w:pStyle w:val="ListBullet"/>
+        <w:spacing w:line="259" w:lineRule="auto" w:after="60"/>
       </w:pPr>
       <w:r>
         <w:t>Beantragung der Steuernummer und Umsatzsteuer-Identifikationsnummer.</w:t>
@@ -453,6 +530,7 @@
     <w:p>
       <w:pPr>
         <w:pStyle w:val="ListBullet"/>
+        <w:spacing w:line="259" w:lineRule="auto" w:after="60"/>
       </w:pPr>
       <w:r>
         <w:t>Wahl der Umsatzsteuer-Voranmeldungsperiode: monatlich in den ersten beiden Kalenderjahren (gesetzlich vorgeschrieben für Neugründungen).</w:t>
@@ -460,6 +538,7 @@
     </w:p>
     <w:p>
       <w:pPr>
+        <w:spacing w:line="259" w:lineRule="auto" w:after="60"/>
         <w:jc w:val="left"/>
       </w:pPr>
       <w:r>
@@ -469,6 +548,7 @@
     <w:p>
       <w:pPr>
         <w:pStyle w:val="Heading2"/>
+        <w:spacing w:line="259" w:lineRule="auto" w:after="60"/>
       </w:pPr>
       <w:r>
         <w:rPr>
@@ -479,6 +559,7 @@
     </w:p>
     <w:p>
       <w:pPr>
+        <w:spacing w:line="259" w:lineRule="auto" w:after="60"/>
         <w:jc w:val="left"/>
       </w:pPr>
       <w:r>
@@ -488,6 +569,7 @@
     <w:p>
       <w:pPr>
         <w:pStyle w:val="Heading2"/>
+        <w:spacing w:line="259" w:lineRule="auto" w:after="60"/>
       </w:pPr>
       <w:r>
         <w:rPr>
@@ -498,6 +580,7 @@
     </w:p>
     <w:p>
       <w:pPr>
+        <w:spacing w:line="259" w:lineRule="auto" w:after="60"/>
         <w:jc w:val="left"/>
       </w:pPr>
       <w:r>
@@ -507,6 +590,7 @@
     <w:p>
       <w:pPr>
         <w:pStyle w:val="ListNumber"/>
+        <w:spacing w:line="259" w:lineRule="auto" w:after="60"/>
       </w:pPr>
       <w:r>
         <w:t>Lizenzvertrag mit Frau Holzbach unterzeichnen (Datum vor Beurkundung).</w:t>
@@ -515,6 +599,7 @@
     <w:p>
       <w:pPr>
         <w:pStyle w:val="ListNumber"/>
+        <w:spacing w:line="259" w:lineRule="auto" w:after="60"/>
       </w:pPr>
       <w:r>
         <w:t>Geschäftsgirokonto vorbereiten (Aylin als spätere Geschäftsführerin).</w:t>
@@ -523,6 +608,7 @@
     <w:p>
       <w:pPr>
         <w:pStyle w:val="ListNumber"/>
+        <w:spacing w:line="259" w:lineRule="auto" w:after="60"/>
       </w:pPr>
       <w:r>
         <w:t>Stammeinlage ab Beurkundung sofort einzahlbar machen.</w:t>
@@ -531,6 +617,7 @@
     <w:p>
       <w:pPr>
         <w:pStyle w:val="ListNumber"/>
+        <w:spacing w:line="259" w:lineRule="auto" w:after="60"/>
       </w:pPr>
       <w:r>
         <w:t>IP-Assignment-Vereinbarungen aller drei Gründer vorbereiten.</w:t>
@@ -538,6 +625,7 @@
     </w:p>
     <w:p>
       <w:pPr>
+        <w:spacing w:line="259" w:lineRule="auto" w:after="60"/>
         <w:jc w:val="left"/>
       </w:pPr>
       <w:r>
@@ -546,6 +634,7 @@
     </w:p>
     <w:p>
       <w:pPr>
+        <w:spacing w:line="259" w:lineRule="auto" w:after="60"/>
         <w:jc w:val="left"/>
       </w:pPr>
       <w:r>
@@ -554,6 +643,7 @@
     </w:p>
     <w:p>
       <w:pPr>
+        <w:spacing w:line="259" w:lineRule="auto" w:after="60"/>
         <w:jc w:val="left"/>
       </w:pPr>
       <w:r>
@@ -562,6 +652,7 @@
     </w:p>
     <w:p>
       <w:pPr>
+        <w:spacing w:line="259" w:lineRule="auto" w:after="60"/>
         <w:jc w:val="left"/>
       </w:pPr>
       <w:r>
@@ -569,13 +660,58 @@
       </w:r>
     </w:p>
     <w:sectPr>
+      <w:headerReference w:type="default" r:id="rId9"/>
+      <w:footerReference w:type="default" r:id="rId10"/>
       <w:pgSz w:w="11906" w:h="16838"/>
-      <w:pgMar w:top="1417" w:right="1417" w:bottom="1417" w:left="1417" w:header="720" w:footer="720" w:gutter="0"/>
+      <w:pgMar w:top="1191" w:right="1247" w:bottom="1134" w:left="1361" w:header="720" w:footer="720" w:gutter="0"/>
       <w:cols w:space="720"/>
       <w:docGrid w:linePitch="360"/>
     </w:sectPr>
   </w:body>
 </w:document>
+</file>
+
+<file path=word/footer1.xml><?xml version="1.0" encoding="utf-8"?>
+<w:ftr xmlns:m="http://schemas.openxmlformats.org/officeDocument/2006/math" xmlns:mc="http://schemas.openxmlformats.org/markup-compatibility/2006" xmlns:mo="http://schemas.microsoft.com/office/mac/office/2008/main" xmlns:mv="urn:schemas-microsoft-com:mac:vml" xmlns:o="urn:schemas-microsoft-com:office:office" xmlns:r="http://schemas.openxmlformats.org/officeDocument/2006/relationships" xmlns:v="urn:schemas-microsoft-com:vml" xmlns:w10="urn:schemas-microsoft-com:office:word" xmlns:w14="http://schemas.microsoft.com/office/word/2010/wordml" xmlns:w="http://schemas.openxmlformats.org/wordprocessingml/2006/main" xmlns:wne="http://schemas.microsoft.com/office/word/2006/wordml" xmlns:wp14="http://schemas.microsoft.com/office/word/2010/wordprocessingDrawing" xmlns:wp="http://schemas.openxmlformats.org/drawingml/2006/wordprocessingDrawing" xmlns:wpc="http://schemas.microsoft.com/office/word/2010/wordprocessingCanvas" xmlns:wpg="http://schemas.microsoft.com/office/word/2010/wordprocessingGroup" xmlns:wpi="http://schemas.microsoft.com/office/word/2010/wordprocessingInk" xmlns:wps="http://schemas.microsoft.com/office/word/2010/wordprocessingShape" mc:Ignorable="w14 wp14">
+  <w:p>
+    <w:pPr>
+      <w:pStyle w:val="Footer"/>
+      <w:jc w:val="left"/>
+    </w:pPr>
+    <w:r/>
+    <w:r>
+      <w:rPr>
+        <w:rFonts w:ascii="Times New Roman" w:hAnsi="Times New Roman"/>
+        <w:b w:val="0"/>
+        <w:color w:val="777777"/>
+        <w:sz w:val="17"/>
+      </w:rPr>
+      <w:t>Vertraulich | Bearbeitungsstand Juli 2026 | nur zur Aktenbearbeitung</w:t>
+    </w:r>
+  </w:p>
+</w:ftr>
+</file>
+
+<file path=word/header1.xml><?xml version="1.0" encoding="utf-8"?>
+<w:hdr xmlns:m="http://schemas.openxmlformats.org/officeDocument/2006/math" xmlns:mc="http://schemas.openxmlformats.org/markup-compatibility/2006" xmlns:mo="http://schemas.microsoft.com/office/mac/office/2008/main" xmlns:mv="urn:schemas-microsoft-com:mac:vml" xmlns:o="urn:schemas-microsoft-com:office:office" xmlns:r="http://schemas.openxmlformats.org/officeDocument/2006/relationships" xmlns:v="urn:schemas-microsoft-com:vml" xmlns:w10="urn:schemas-microsoft-com:office:word" xmlns:w14="http://schemas.microsoft.com/office/word/2010/wordml" xmlns:w="http://schemas.openxmlformats.org/wordprocessingml/2006/main" xmlns:wne="http://schemas.microsoft.com/office/word/2006/wordml" xmlns:wp14="http://schemas.microsoft.com/office/word/2010/wordprocessingDrawing" xmlns:wp="http://schemas.openxmlformats.org/drawingml/2006/wordprocessingDrawing" xmlns:wpc="http://schemas.microsoft.com/office/word/2010/wordprocessingCanvas" xmlns:wpg="http://schemas.microsoft.com/office/word/2010/wordprocessingGroup" xmlns:wpi="http://schemas.microsoft.com/office/word/2010/wordprocessingInk" xmlns:wps="http://schemas.microsoft.com/office/word/2010/wordprocessingShape" mc:Ignorable="w14 wp14">
+  <w:p>
+    <w:pPr>
+      <w:pStyle w:val="Header"/>
+      <w:jc w:val="left"/>
+    </w:pPr>
+    <w:r/>
+    <w:r>
+      <w:rPr>
+        <w:rFonts w:ascii="Times New Roman" w:hAnsi="Times New Roman"/>
+        <w:b w:val="0"/>
+        <w:i w:val="0"/>
+        <w:color w:val="666666"/>
+        <w:sz w:val="17"/>
+      </w:rPr>
+      <w:t>Hagemann &amp; Westarp Rechtsanwälte | Gesellschaftsrechtliche Arbeitsakte | Bearbeitungsstand Juli 2026</w:t>
+    </w:r>
+  </w:p>
+</w:hdr>
 </file>
 
 <file path=word/numbering.xml><?xml version="1.0" encoding="utf-8"?>
@@ -1292,11 +1428,12 @@
       <w:contextualSpacing/>
     </w:pPr>
     <w:rPr>
-      <w:rFonts w:asciiTheme="majorHAnsi" w:eastAsiaTheme="majorEastAsia" w:hAnsiTheme="majorHAnsi" w:cstheme="majorBidi"/>
+      <w:rFonts w:asciiTheme="majorHAnsi" w:eastAsiaTheme="majorEastAsia" w:hAnsiTheme="majorHAnsi" w:cstheme="majorBidi" w:ascii="Times New Roman" w:hAnsi="Times New Roman"/>
+      <w:b/>
       <w:color w:val="17365D" w:themeColor="text2" w:themeShade="BF"/>
       <w:spacing w:val="5"/>
       <w:kern w:val="28"/>
-      <w:sz w:val="52"/>
+      <w:sz w:val="30"/>
       <w:szCs w:val="52"/>
     </w:rPr>
   </w:style>
